--- a/PHOCS-Docgentemplates/PHOCS Residential Care License Template V0.1.docx
+++ b/PHOCS-Docgentemplates/PHOCS Residential Care License Template V0.1.docx
@@ -1563,7 +1563,7 @@
               <w:rPr>
                 <w:rFonts w:ascii="Calibri" w:eastAsia="Calibri" w:hAnsi="Calibri" w:cs="Calibri"/>
               </w:rPr>
-              <w:t>BLAccountFacilityHA</w:t>
+              <w:t>BLAccountFacilityHAName</w:t>
             </w:r>
             <w:proofErr w:type="spellEnd"/>
             <w:r>
@@ -1654,7 +1654,6 @@
         <w:docPartUnique/>
       </w:docPartObj>
     </w:sdtPr>
-    <w:sdtEndPr/>
     <w:sdtContent>
       <w:sdt>
         <w:sdtPr>
@@ -1667,7 +1666,6 @@
             <w:docPartUnique/>
           </w:docPartObj>
         </w:sdtPr>
-        <w:sdtEndPr/>
         <w:sdtContent>
           <w:p>
             <w:pPr>
@@ -4733,7 +4731,6 @@
   <w:style w:type="character" w:default="1" w:styleId="DefaultParagraphFont">
     <w:name w:val="Default Paragraph Font"/>
     <w:uiPriority w:val="1"/>
-    <w:semiHidden/>
     <w:unhideWhenUsed/>
   </w:style>
   <w:style w:type="table" w:default="1" w:styleId="TableNormal">
@@ -5529,10 +5526,26 @@
 </file>
 
 <file path=customXml/item1.xml><?xml version="1.0" encoding="utf-8"?>
-<b:Sources xmlns:b="http://schemas.openxmlformats.org/officeDocument/2006/bibliography" xmlns="http://schemas.openxmlformats.org/officeDocument/2006/bibliography" SelectedStyle="\APASixthEditionOfficeOnline.xsl" StyleName="APA" Version="6"/>
+<p:properties xmlns:p="http://schemas.microsoft.com/office/2006/metadata/properties" xmlns:xsi="http://www.w3.org/2001/XMLSchema-instance" xmlns:pc="http://schemas.microsoft.com/office/infopath/2007/PartnerControls">
+  <documentManagement>
+    <TaxCatchAll xmlns="7dbef119-c806-4674-99ce-75fbf3d23286" xsi:nil="true"/>
+    <lcf76f155ced4ddcb4097134ff3c332f xmlns="af8ade87-a05f-4700-bc65-05433890a910">
+      <Terms xmlns="http://schemas.microsoft.com/office/infopath/2007/PartnerControls"/>
+    </lcf76f155ced4ddcb4097134ff3c332f>
+  </documentManagement>
+</p:properties>
 </file>
 
 <file path=customXml/item2.xml><?xml version="1.0" encoding="utf-8"?>
+<?mso-contentType ?>
+<FormTemplates xmlns="http://schemas.microsoft.com/sharepoint/v3/contenttype/forms">
+  <Display>DocumentLibraryForm</Display>
+  <Edit>DocumentLibraryForm</Edit>
+  <New>DocumentLibraryForm</New>
+</FormTemplates>
+</file>
+
+<file path=customXml/item3.xml><?xml version="1.0" encoding="utf-8"?>
 <ct:contentTypeSchema xmlns:ct="http://schemas.microsoft.com/office/2006/metadata/contentType" xmlns:ma="http://schemas.microsoft.com/office/2006/metadata/properties/metaAttributes" ct:_="" ma:_="" ma:contentTypeName="Document" ma:contentTypeID="0x010100D15A6DDE525BB14CB2485EB548A20A03" ma:contentTypeVersion="15" ma:contentTypeDescription="Create a new document." ma:contentTypeScope="" ma:versionID="778b9d3ae3deb6341cf84ee099f669e7">
   <xsd:schema xmlns:xsd="http://www.w3.org/2001/XMLSchema" xmlns:xs="http://www.w3.org/2001/XMLSchema" xmlns:p="http://schemas.microsoft.com/office/2006/metadata/properties" xmlns:ns2="af8ade87-a05f-4700-bc65-05433890a910" xmlns:ns3="7dbef119-c806-4674-99ce-75fbf3d23286" targetNamespace="http://schemas.microsoft.com/office/2006/metadata/properties" ma:root="true" ma:fieldsID="14f0a9d412083d25e7a340daa1a38867" ns2:_="" ns3:_="">
     <xsd:import namespace="af8ade87-a05f-4700-bc65-05433890a910"/>
@@ -5761,35 +5774,30 @@
 </ct:contentTypeSchema>
 </file>
 
-<file path=customXml/item3.xml><?xml version="1.0" encoding="utf-8"?>
-<?mso-contentType ?>
-<FormTemplates xmlns="http://schemas.microsoft.com/sharepoint/v3/contenttype/forms">
-  <Display>DocumentLibraryForm</Display>
-  <Edit>DocumentLibraryForm</Edit>
-  <New>DocumentLibraryForm</New>
-</FormTemplates>
-</file>
-
 <file path=customXml/item4.xml><?xml version="1.0" encoding="utf-8"?>
-<p:properties xmlns:p="http://schemas.microsoft.com/office/2006/metadata/properties" xmlns:xsi="http://www.w3.org/2001/XMLSchema-instance" xmlns:pc="http://schemas.microsoft.com/office/infopath/2007/PartnerControls">
-  <documentManagement>
-    <TaxCatchAll xmlns="7dbef119-c806-4674-99ce-75fbf3d23286" xsi:nil="true"/>
-    <lcf76f155ced4ddcb4097134ff3c332f xmlns="af8ade87-a05f-4700-bc65-05433890a910">
-      <Terms xmlns="http://schemas.microsoft.com/office/infopath/2007/PartnerControls"/>
-    </lcf76f155ced4ddcb4097134ff3c332f>
-  </documentManagement>
-</p:properties>
+<b:Sources xmlns:b="http://schemas.openxmlformats.org/officeDocument/2006/bibliography" xmlns="http://schemas.openxmlformats.org/officeDocument/2006/bibliography" SelectedStyle="\APASixthEditionOfficeOnline.xsl" StyleName="APA" Version="6"/>
 </file>
 
 <file path=customXml/itemProps1.xml><?xml version="1.0" encoding="utf-8"?>
-<ds:datastoreItem xmlns:ds="http://schemas.openxmlformats.org/officeDocument/2006/customXml" ds:itemID="{05547FD2-9942-43BC-9F0A-00017A93FCEF}">
+<ds:datastoreItem xmlns:ds="http://schemas.openxmlformats.org/officeDocument/2006/customXml" ds:itemID="{025C8078-51DC-4841-BA80-19788F4265C1}">
   <ds:schemaRefs>
-    <ds:schemaRef ds:uri="http://schemas.openxmlformats.org/officeDocument/2006/bibliography"/>
+    <ds:schemaRef ds:uri="http://schemas.microsoft.com/office/2006/metadata/properties"/>
+    <ds:schemaRef ds:uri="http://schemas.microsoft.com/office/infopath/2007/PartnerControls"/>
+    <ds:schemaRef ds:uri="7dbef119-c806-4674-99ce-75fbf3d23286"/>
+    <ds:schemaRef ds:uri="af8ade87-a05f-4700-bc65-05433890a910"/>
   </ds:schemaRefs>
 </ds:datastoreItem>
 </file>
 
 <file path=customXml/itemProps2.xml><?xml version="1.0" encoding="utf-8"?>
+<ds:datastoreItem xmlns:ds="http://schemas.openxmlformats.org/officeDocument/2006/customXml" ds:itemID="{EBC42ABD-C067-4102-BEC1-787B36D5DB6C}">
+  <ds:schemaRefs>
+    <ds:schemaRef ds:uri="http://schemas.microsoft.com/sharepoint/v3/contenttype/forms"/>
+  </ds:schemaRefs>
+</ds:datastoreItem>
+</file>
+
+<file path=customXml/itemProps3.xml><?xml version="1.0" encoding="utf-8"?>
 <ds:datastoreItem xmlns:ds="http://schemas.openxmlformats.org/officeDocument/2006/customXml" ds:itemID="{4EE2D166-C78A-40C5-B010-E95CA0511C57}">
   <ds:schemaRefs>
     <ds:schemaRef ds:uri="http://schemas.microsoft.com/office/2006/metadata/contentType"/>
@@ -5808,21 +5816,10 @@
 </ds:datastoreItem>
 </file>
 
-<file path=customXml/itemProps3.xml><?xml version="1.0" encoding="utf-8"?>
-<ds:datastoreItem xmlns:ds="http://schemas.openxmlformats.org/officeDocument/2006/customXml" ds:itemID="{EBC42ABD-C067-4102-BEC1-787B36D5DB6C}">
+<file path=customXml/itemProps4.xml><?xml version="1.0" encoding="utf-8"?>
+<ds:datastoreItem xmlns:ds="http://schemas.openxmlformats.org/officeDocument/2006/customXml" ds:itemID="{05547FD2-9942-43BC-9F0A-00017A93FCEF}">
   <ds:schemaRefs>
-    <ds:schemaRef ds:uri="http://schemas.microsoft.com/sharepoint/v3/contenttype/forms"/>
-  </ds:schemaRefs>
-</ds:datastoreItem>
-</file>
-
-<file path=customXml/itemProps4.xml><?xml version="1.0" encoding="utf-8"?>
-<ds:datastoreItem xmlns:ds="http://schemas.openxmlformats.org/officeDocument/2006/customXml" ds:itemID="{025C8078-51DC-4841-BA80-19788F4265C1}">
-  <ds:schemaRefs>
-    <ds:schemaRef ds:uri="http://schemas.microsoft.com/office/2006/metadata/properties"/>
-    <ds:schemaRef ds:uri="http://schemas.microsoft.com/office/infopath/2007/PartnerControls"/>
-    <ds:schemaRef ds:uri="7dbef119-c806-4674-99ce-75fbf3d23286"/>
-    <ds:schemaRef ds:uri="af8ade87-a05f-4700-bc65-05433890a910"/>
+    <ds:schemaRef ds:uri="http://schemas.openxmlformats.org/officeDocument/2006/bibliography"/>
   </ds:schemaRefs>
 </ds:datastoreItem>
 </file>

--- a/PHOCS-Docgentemplates/PHOCS Residential Care License Template V0.1.docx
+++ b/PHOCS-Docgentemplates/PHOCS Residential Care License Template V0.1.docx
@@ -86,7 +86,6 @@
           <w:tcPr>
             <w:tcW w:w="4446" w:type="dxa"/>
             <w:gridSpan w:val="2"/>
-            <w:shd w:val="clear" w:color="auto" w:fill="auto"/>
           </w:tcPr>
           <w:p>
             <w:pPr>
@@ -128,7 +127,6 @@
           <w:tcPr>
             <w:tcW w:w="6109" w:type="dxa"/>
             <w:gridSpan w:val="2"/>
-            <w:shd w:val="clear" w:color="auto" w:fill="auto"/>
           </w:tcPr>
           <w:p>
             <w:pPr>
@@ -195,7 +193,6 @@
           <w:tcPr>
             <w:tcW w:w="4446" w:type="dxa"/>
             <w:gridSpan w:val="2"/>
-            <w:shd w:val="clear" w:color="auto" w:fill="auto"/>
           </w:tcPr>
           <w:p>
             <w:pPr>
@@ -244,7 +241,6 @@
           <w:tcPr>
             <w:tcW w:w="6109" w:type="dxa"/>
             <w:gridSpan w:val="2"/>
-            <w:shd w:val="clear" w:color="auto" w:fill="auto"/>
           </w:tcPr>
           <w:p>
             <w:pPr>
@@ -309,7 +305,6 @@
           <w:tcPr>
             <w:tcW w:w="4446" w:type="dxa"/>
             <w:gridSpan w:val="2"/>
-            <w:shd w:val="clear" w:color="auto" w:fill="auto"/>
           </w:tcPr>
           <w:p>
             <w:pPr>
@@ -350,7 +345,6 @@
           <w:tcPr>
             <w:tcW w:w="6109" w:type="dxa"/>
             <w:gridSpan w:val="2"/>
-            <w:shd w:val="clear" w:color="auto" w:fill="auto"/>
           </w:tcPr>
           <w:p>
             <w:pPr>
@@ -401,7 +395,6 @@
           <w:tcPr>
             <w:tcW w:w="4446" w:type="dxa"/>
             <w:gridSpan w:val="2"/>
-            <w:shd w:val="clear" w:color="auto" w:fill="auto"/>
           </w:tcPr>
           <w:p>
             <w:pPr>
@@ -434,7 +427,6 @@
           <w:tcPr>
             <w:tcW w:w="6109" w:type="dxa"/>
             <w:gridSpan w:val="2"/>
-            <w:shd w:val="clear" w:color="auto" w:fill="auto"/>
           </w:tcPr>
           <w:p>
             <w:pPr>
@@ -501,7 +493,6 @@
           <w:tcPr>
             <w:tcW w:w="4446" w:type="dxa"/>
             <w:gridSpan w:val="2"/>
-            <w:shd w:val="clear" w:color="auto" w:fill="auto"/>
           </w:tcPr>
           <w:p>
             <w:pPr>
@@ -542,7 +533,6 @@
           <w:tcPr>
             <w:tcW w:w="6109" w:type="dxa"/>
             <w:gridSpan w:val="2"/>
-            <w:shd w:val="clear" w:color="auto" w:fill="auto"/>
           </w:tcPr>
           <w:p>
             <w:pPr>
@@ -829,7 +819,6 @@
           <w:tcPr>
             <w:tcW w:w="2268" w:type="dxa"/>
             <w:gridSpan w:val="2"/>
-            <w:shd w:val="clear" w:color="auto" w:fill="auto"/>
           </w:tcPr>
           <w:p>
             <w:pPr>
@@ -1471,7 +1460,6 @@
               </w:rPr>
               <w:t>{{</w:t>
             </w:r>
-            <w:proofErr w:type="spellStart"/>
             <w:r>
               <w:rPr>
                 <w:rFonts w:ascii="Calibri" w:eastAsia="Calibri" w:hAnsi="Calibri" w:cs="Calibri"/>
@@ -1496,7 +1484,6 @@
               </w:rPr>
               <w:t>Name</w:t>
             </w:r>
-            <w:proofErr w:type="spellEnd"/>
             <w:r>
               <w:rPr>
                 <w:rFonts w:ascii="Calibri" w:eastAsia="Calibri" w:hAnsi="Calibri" w:cs="Calibri"/>
@@ -1563,7 +1550,7 @@
               <w:rPr>
                 <w:rFonts w:ascii="Calibri" w:eastAsia="Calibri" w:hAnsi="Calibri" w:cs="Calibri"/>
               </w:rPr>
-              <w:t>BLAccountFacilityHAName</w:t>
+              <w:t>BLAccountHealthAuthority</w:t>
             </w:r>
             <w:proofErr w:type="spellEnd"/>
             <w:r>
@@ -5526,26 +5513,10 @@
 </file>
 
 <file path=customXml/item1.xml><?xml version="1.0" encoding="utf-8"?>
-<p:properties xmlns:p="http://schemas.microsoft.com/office/2006/metadata/properties" xmlns:xsi="http://www.w3.org/2001/XMLSchema-instance" xmlns:pc="http://schemas.microsoft.com/office/infopath/2007/PartnerControls">
-  <documentManagement>
-    <TaxCatchAll xmlns="7dbef119-c806-4674-99ce-75fbf3d23286" xsi:nil="true"/>
-    <lcf76f155ced4ddcb4097134ff3c332f xmlns="af8ade87-a05f-4700-bc65-05433890a910">
-      <Terms xmlns="http://schemas.microsoft.com/office/infopath/2007/PartnerControls"/>
-    </lcf76f155ced4ddcb4097134ff3c332f>
-  </documentManagement>
-</p:properties>
+<b:Sources xmlns:b="http://schemas.openxmlformats.org/officeDocument/2006/bibliography" xmlns="http://schemas.openxmlformats.org/officeDocument/2006/bibliography" SelectedStyle="\APASixthEditionOfficeOnline.xsl" StyleName="APA" Version="6"/>
 </file>
 
 <file path=customXml/item2.xml><?xml version="1.0" encoding="utf-8"?>
-<?mso-contentType ?>
-<FormTemplates xmlns="http://schemas.microsoft.com/sharepoint/v3/contenttype/forms">
-  <Display>DocumentLibraryForm</Display>
-  <Edit>DocumentLibraryForm</Edit>
-  <New>DocumentLibraryForm</New>
-</FormTemplates>
-</file>
-
-<file path=customXml/item3.xml><?xml version="1.0" encoding="utf-8"?>
 <ct:contentTypeSchema xmlns:ct="http://schemas.microsoft.com/office/2006/metadata/contentType" xmlns:ma="http://schemas.microsoft.com/office/2006/metadata/properties/metaAttributes" ct:_="" ma:_="" ma:contentTypeName="Document" ma:contentTypeID="0x010100D15A6DDE525BB14CB2485EB548A20A03" ma:contentTypeVersion="15" ma:contentTypeDescription="Create a new document." ma:contentTypeScope="" ma:versionID="778b9d3ae3deb6341cf84ee099f669e7">
   <xsd:schema xmlns:xsd="http://www.w3.org/2001/XMLSchema" xmlns:xs="http://www.w3.org/2001/XMLSchema" xmlns:p="http://schemas.microsoft.com/office/2006/metadata/properties" xmlns:ns2="af8ade87-a05f-4700-bc65-05433890a910" xmlns:ns3="7dbef119-c806-4674-99ce-75fbf3d23286" targetNamespace="http://schemas.microsoft.com/office/2006/metadata/properties" ma:root="true" ma:fieldsID="14f0a9d412083d25e7a340daa1a38867" ns2:_="" ns3:_="">
     <xsd:import namespace="af8ade87-a05f-4700-bc65-05433890a910"/>
@@ -5774,30 +5745,35 @@
 </ct:contentTypeSchema>
 </file>
 
+<file path=customXml/item3.xml><?xml version="1.0" encoding="utf-8"?>
+<?mso-contentType ?>
+<FormTemplates xmlns="http://schemas.microsoft.com/sharepoint/v3/contenttype/forms">
+  <Display>DocumentLibraryForm</Display>
+  <Edit>DocumentLibraryForm</Edit>
+  <New>DocumentLibraryForm</New>
+</FormTemplates>
+</file>
+
 <file path=customXml/item4.xml><?xml version="1.0" encoding="utf-8"?>
-<b:Sources xmlns:b="http://schemas.openxmlformats.org/officeDocument/2006/bibliography" xmlns="http://schemas.openxmlformats.org/officeDocument/2006/bibliography" SelectedStyle="\APASixthEditionOfficeOnline.xsl" StyleName="APA" Version="6"/>
+<p:properties xmlns:p="http://schemas.microsoft.com/office/2006/metadata/properties" xmlns:xsi="http://www.w3.org/2001/XMLSchema-instance" xmlns:pc="http://schemas.microsoft.com/office/infopath/2007/PartnerControls">
+  <documentManagement>
+    <TaxCatchAll xmlns="7dbef119-c806-4674-99ce-75fbf3d23286" xsi:nil="true"/>
+    <lcf76f155ced4ddcb4097134ff3c332f xmlns="af8ade87-a05f-4700-bc65-05433890a910">
+      <Terms xmlns="http://schemas.microsoft.com/office/infopath/2007/PartnerControls"/>
+    </lcf76f155ced4ddcb4097134ff3c332f>
+  </documentManagement>
+</p:properties>
 </file>
 
 <file path=customXml/itemProps1.xml><?xml version="1.0" encoding="utf-8"?>
-<ds:datastoreItem xmlns:ds="http://schemas.openxmlformats.org/officeDocument/2006/customXml" ds:itemID="{025C8078-51DC-4841-BA80-19788F4265C1}">
+<ds:datastoreItem xmlns:ds="http://schemas.openxmlformats.org/officeDocument/2006/customXml" ds:itemID="{05547FD2-9942-43BC-9F0A-00017A93FCEF}">
   <ds:schemaRefs>
-    <ds:schemaRef ds:uri="http://schemas.microsoft.com/office/2006/metadata/properties"/>
-    <ds:schemaRef ds:uri="http://schemas.microsoft.com/office/infopath/2007/PartnerControls"/>
-    <ds:schemaRef ds:uri="7dbef119-c806-4674-99ce-75fbf3d23286"/>
-    <ds:schemaRef ds:uri="af8ade87-a05f-4700-bc65-05433890a910"/>
+    <ds:schemaRef ds:uri="http://schemas.openxmlformats.org/officeDocument/2006/bibliography"/>
   </ds:schemaRefs>
 </ds:datastoreItem>
 </file>
 
 <file path=customXml/itemProps2.xml><?xml version="1.0" encoding="utf-8"?>
-<ds:datastoreItem xmlns:ds="http://schemas.openxmlformats.org/officeDocument/2006/customXml" ds:itemID="{EBC42ABD-C067-4102-BEC1-787B36D5DB6C}">
-  <ds:schemaRefs>
-    <ds:schemaRef ds:uri="http://schemas.microsoft.com/sharepoint/v3/contenttype/forms"/>
-  </ds:schemaRefs>
-</ds:datastoreItem>
-</file>
-
-<file path=customXml/itemProps3.xml><?xml version="1.0" encoding="utf-8"?>
 <ds:datastoreItem xmlns:ds="http://schemas.openxmlformats.org/officeDocument/2006/customXml" ds:itemID="{4EE2D166-C78A-40C5-B010-E95CA0511C57}">
   <ds:schemaRefs>
     <ds:schemaRef ds:uri="http://schemas.microsoft.com/office/2006/metadata/contentType"/>
@@ -5816,10 +5792,21 @@
 </ds:datastoreItem>
 </file>
 
+<file path=customXml/itemProps3.xml><?xml version="1.0" encoding="utf-8"?>
+<ds:datastoreItem xmlns:ds="http://schemas.openxmlformats.org/officeDocument/2006/customXml" ds:itemID="{EBC42ABD-C067-4102-BEC1-787B36D5DB6C}">
+  <ds:schemaRefs>
+    <ds:schemaRef ds:uri="http://schemas.microsoft.com/sharepoint/v3/contenttype/forms"/>
+  </ds:schemaRefs>
+</ds:datastoreItem>
+</file>
+
 <file path=customXml/itemProps4.xml><?xml version="1.0" encoding="utf-8"?>
-<ds:datastoreItem xmlns:ds="http://schemas.openxmlformats.org/officeDocument/2006/customXml" ds:itemID="{05547FD2-9942-43BC-9F0A-00017A93FCEF}">
+<ds:datastoreItem xmlns:ds="http://schemas.openxmlformats.org/officeDocument/2006/customXml" ds:itemID="{025C8078-51DC-4841-BA80-19788F4265C1}">
   <ds:schemaRefs>
-    <ds:schemaRef ds:uri="http://schemas.openxmlformats.org/officeDocument/2006/bibliography"/>
+    <ds:schemaRef ds:uri="http://schemas.microsoft.com/office/2006/metadata/properties"/>
+    <ds:schemaRef ds:uri="http://schemas.microsoft.com/office/infopath/2007/PartnerControls"/>
+    <ds:schemaRef ds:uri="7dbef119-c806-4674-99ce-75fbf3d23286"/>
+    <ds:schemaRef ds:uri="af8ade87-a05f-4700-bc65-05433890a910"/>
   </ds:schemaRefs>
 </ds:datastoreItem>
 </file>
